--- a/grade8/Fluency-Lab-Package/module-materials/Module-3-Divide/FluencyLab_M3_LongDivision_Guided.docx
+++ b/grade8/Fluency-Lab-Package/module-materials/Module-3-Divide/FluencyLab_M3_LongDivision_Guided.docx
@@ -49,6 +49,9 @@
         <w:gridCol w:w="5960"/>
       </w:tblGrid>
       <w:tr>
+        <w:trPr>
+          <w:cantSplit/>
+        </w:trPr>
         <w:tc>
           <w:tcPr>
             <w:tcW w:type="dxa" w:w="3400"/>
@@ -136,7 +139,7 @@
           <w:sz w:val="26"/>
           <w:szCs w:val="26"/>
         </w:rPr>
-        <w:t xml:space="preserve">Refresher — divide, multiply, subtract, bring down</w:t>
+        <w:t xml:space="preserve">Worked example</w:t>
       </w:r>
     </w:p>
     <w:p>
@@ -149,26 +152,7 @@
           <w:sz w:val="22"/>
           <w:szCs w:val="22"/>
         </w:rPr>
-        <w:t xml:space="preserve">Example: </w:t>
-      </w:r>
-      <w:r>
-        <w:rPr>
-          <w:rFonts w:ascii="Consolas" w:cs="Consolas" w:eastAsia="Consolas" w:hAnsi="Consolas"/>
-          <w:b/>
-          <w:bCs/>
-          <w:color w:val="222222"/>
-          <w:sz w:val="22"/>
-          <w:szCs w:val="22"/>
-        </w:rPr>
-        <w:t xml:space="preserve">256 ÷ 4</w:t>
-      </w:r>
-      <w:r>
-        <w:rPr>
-          <w:color w:val="222222"/>
-          <w:sz w:val="22"/>
-          <w:szCs w:val="22"/>
-        </w:rPr>
-        <w:t xml:space="preserve">.  The quotient is written on top.</w:t>
+        <w:t xml:space="preserve">Divide, multiply, subtract, bring down.</w:t>
       </w:r>
     </w:p>
     <w:tbl>
@@ -187,6 +171,9 @@
         <w:gridCol w:w="9360"/>
       </w:tblGrid>
       <w:tr>
+        <w:trPr>
+          <w:cantSplit/>
+        </w:trPr>
         <w:tc>
           <w:tcPr>
             <w:tcW w:type="dxa" w:w="9360"/>
@@ -365,7 +352,7 @@
           <w:sz w:val="22"/>
           <w:szCs w:val="22"/>
         </w:rPr>
-        <w:t xml:space="preserve">Divide: 4 into 25 goes 6.</w:t>
+        <w:t xml:space="preserve">Divide:  4 into 25 = 6</w:t>
       </w:r>
     </w:p>
     <w:p>
@@ -382,7 +369,7 @@
           <w:sz w:val="22"/>
           <w:szCs w:val="22"/>
         </w:rPr>
-        <w:t xml:space="preserve">Multiply: 6 × 4 = 24, write it under 25. Subtract: 25 − 24 = 1.</w:t>
+        <w:t xml:space="preserve">Multiply:  6 × 4 = 24.   Subtract:  25 − 24 = 1</w:t>
       </w:r>
     </w:p>
     <w:p>
@@ -399,7 +386,7 @@
           <w:sz w:val="22"/>
           <w:szCs w:val="22"/>
         </w:rPr>
-        <w:t xml:space="preserve">Bring down the 6 → 16. Divide: 4 into 16 = 4. Multiply/subtract: 16 − 16 = 0.</w:t>
+        <w:t xml:space="preserve">Bring down 6 → 16.   4 into 16 = 4.   16 − 16 = 0</w:t>
       </w:r>
     </w:p>
     <w:p>
@@ -416,7 +403,7 @@
           <w:sz w:val="22"/>
           <w:szCs w:val="22"/>
         </w:rPr>
-        <w:t xml:space="preserve">Answer: 64.  Check: 4 × 64 = 256. </w:t>
+        <w:t xml:space="preserve">Answer: 64.   Check: 4 × 64 = 256</w:t>
       </w:r>
     </w:p>
     <w:p>
@@ -432,11 +419,12 @@
           <w:sz w:val="26"/>
           <w:szCs w:val="26"/>
         </w:rPr>
-        <w:t xml:space="preserve">Guided practice — fill in each step</w:t>
+        <w:t xml:space="preserve">Your turn</w:t>
       </w:r>
     </w:p>
     <w:p>
       <w:pPr>
+        <w:keepNext/>
         <w:spacing w:after="110" w:line="274"/>
       </w:pPr>
       <w:r>
@@ -445,7 +433,7 @@
           <w:sz w:val="22"/>
           <w:szCs w:val="22"/>
         </w:rPr>
-        <w:t xml:space="preserve">A)  Solve  </w:t>
+        <w:t xml:space="preserve">A)  </w:t>
       </w:r>
       <w:r>
         <w:rPr>
@@ -475,6 +463,9 @@
         <w:gridCol w:w="9360"/>
       </w:tblGrid>
       <w:tr>
+        <w:trPr>
+          <w:cantSplit/>
+        </w:trPr>
         <w:tc>
           <w:tcPr>
             <w:tcW w:type="dxa" w:w="9360"/>
@@ -562,7 +553,7 @@
                 <w:sz w:val="22"/>
                 <w:szCs w:val="22"/>
               </w:rPr>
-              <w:t xml:space="preserve">Multiply/subtract:  ____ × 6 = ____ ;  8 − ____ = ____</w:t>
+              <w:t xml:space="preserve">Multiply:  ____ × 6 = ____     Subtract:  8 − ____ = ____</w:t>
             </w:r>
           </w:p>
           <w:p>
@@ -576,7 +567,7 @@
                 <w:sz w:val="22"/>
                 <w:szCs w:val="22"/>
               </w:rPr>
-              <w:t xml:space="preserve">Bring down 4 → ____ .  6 into ____ = ____</w:t>
+              <w:t xml:space="preserve">Bring down 4 → ____     6 into ____ = ____</w:t>
             </w:r>
           </w:p>
           <w:p>
@@ -598,6 +589,7 @@
     </w:tbl>
     <w:p>
       <w:pPr>
+        <w:keepNext/>
         <w:spacing w:after="110" w:line="274"/>
       </w:pPr>
       <w:r>
@@ -606,7 +598,7 @@
           <w:sz w:val="22"/>
           <w:szCs w:val="22"/>
         </w:rPr>
-        <w:t xml:space="preserve">B)  Solve  </w:t>
+        <w:t xml:space="preserve">B)  </w:t>
       </w:r>
       <w:r>
         <w:rPr>
@@ -636,6 +628,9 @@
         <w:gridCol w:w="9360"/>
       </w:tblGrid>
       <w:tr>
+        <w:trPr>
+          <w:cantSplit/>
+        </w:trPr>
         <w:tc>
           <w:tcPr>
             <w:tcW w:type="dxa" w:w="9360"/>
@@ -709,7 +704,7 @@
                 <w:sz w:val="22"/>
                 <w:szCs w:val="22"/>
               </w:rPr>
-              <w:t xml:space="preserve">7 into 25 = ____ .  ____ × 7 = ____ ;  25 − ____ = ____</w:t>
+              <w:t xml:space="preserve">Divide:    7 into 25 = ____</w:t>
             </w:r>
           </w:p>
           <w:p>
@@ -723,7 +718,21 @@
                 <w:sz w:val="22"/>
                 <w:szCs w:val="22"/>
               </w:rPr>
-              <w:t xml:space="preserve">Bring down 2 → ____ .  7 into ____ = ____</w:t>
+              <w:t xml:space="preserve">Multiply:  ____ × 7 = ____     Subtract:  25 − ____ = ____</w:t>
+            </w:r>
+          </w:p>
+          <w:p>
+            <w:pPr>
+              <w:spacing w:after="60" w:line="300"/>
+            </w:pPr>
+            <w:r>
+              <w:rPr>
+                <w:rFonts w:ascii="Consolas" w:cs="Consolas" w:eastAsia="Consolas" w:hAnsi="Consolas"/>
+                <w:color w:val="1A1A1A"/>
+                <w:sz w:val="22"/>
+                <w:szCs w:val="22"/>
+              </w:rPr>
+              <w:t xml:space="preserve">Bring down 2 → ____     7 into ____ = ____</w:t>
             </w:r>
           </w:p>
           <w:p>
@@ -745,6 +754,7 @@
     </w:tbl>
     <w:p>
       <w:pPr>
+        <w:keepNext/>
         <w:spacing w:after="110" w:line="274"/>
       </w:pPr>
       <w:r>
@@ -753,7 +763,7 @@
           <w:sz w:val="22"/>
           <w:szCs w:val="22"/>
         </w:rPr>
-        <w:t xml:space="preserve">C)  Solve  </w:t>
+        <w:t xml:space="preserve">C)  </w:t>
       </w:r>
       <w:r>
         <w:rPr>
@@ -774,7 +784,7 @@
           <w:sz w:val="22"/>
           <w:szCs w:val="22"/>
         </w:rPr>
-        <w:t xml:space="preserve">   (this one has a remainder)</w:t>
+        <w:t xml:space="preserve">   (remainder)</w:t>
       </w:r>
     </w:p>
     <w:tbl>
@@ -793,6 +803,9 @@
         <w:gridCol w:w="9360"/>
       </w:tblGrid>
       <w:tr>
+        <w:trPr>
+          <w:cantSplit/>
+        </w:trPr>
         <w:tc>
           <w:tcPr>
             <w:tcW w:type="dxa" w:w="9360"/>
@@ -866,7 +879,7 @@
                 <w:sz w:val="22"/>
                 <w:szCs w:val="22"/>
               </w:rPr>
-              <w:t xml:space="preserve">4 into 13 = ____ .  ____ × 4 = ____ ;  13 − ____ = ____</w:t>
+              <w:t xml:space="preserve">Divide:    4 into 13 = ____</w:t>
             </w:r>
           </w:p>
           <w:p>
@@ -880,7 +893,21 @@
                 <w:sz w:val="22"/>
                 <w:szCs w:val="22"/>
               </w:rPr>
-              <w:t xml:space="preserve">Bring down 9 → ____ .  4 into ____ = ____ ;  leftover = ____</w:t>
+              <w:t xml:space="preserve">Multiply:  ____ × 4 = ____     Subtract:  13 − ____ = ____</w:t>
+            </w:r>
+          </w:p>
+          <w:p>
+            <w:pPr>
+              <w:spacing w:after="60" w:line="300"/>
+            </w:pPr>
+            <w:r>
+              <w:rPr>
+                <w:rFonts w:ascii="Consolas" w:cs="Consolas" w:eastAsia="Consolas" w:hAnsi="Consolas"/>
+                <w:color w:val="1A1A1A"/>
+                <w:sz w:val="22"/>
+                <w:szCs w:val="22"/>
+              </w:rPr>
+              <w:t xml:space="preserve">Bring down 9 → ____     4 into ____ = ____     leftover = ____</w:t>
             </w:r>
           </w:p>
           <w:p>
@@ -913,7 +940,7 @@
           <w:sz w:val="26"/>
           <w:szCs w:val="26"/>
         </w:rPr>
-        <w:t xml:space="preserve">On your own — set up the bracket and solve</w:t>
+        <w:t xml:space="preserve">On your own</w:t>
       </w:r>
     </w:p>
     <w:tbl>
@@ -933,6 +960,9 @@
         <w:gridCol w:w="4680"/>
       </w:tblGrid>
       <w:tr>
+        <w:trPr>
+          <w:cantSplit/>
+        </w:trPr>
         <w:tc>
           <w:tcPr>
             <w:tcW w:type="dxa" w:w="4680"/>
@@ -1115,6 +1145,9 @@
         </w:tc>
       </w:tr>
       <w:tr>
+        <w:trPr>
+          <w:cantSplit/>
+        </w:trPr>
         <w:tc>
           <w:tcPr>
             <w:tcW w:type="dxa" w:w="4680"/>
@@ -1297,6 +1330,9 @@
         </w:tc>
       </w:tr>
       <w:tr>
+        <w:trPr>
+          <w:cantSplit/>
+        </w:trPr>
         <w:tc>
           <w:tcPr>
             <w:tcW w:type="dxa" w:w="4680"/>
@@ -1495,6 +1531,9 @@
         <w:gridCol w:w="9360"/>
       </w:tblGrid>
       <w:tr>
+        <w:trPr>
+          <w:cantSplit/>
+        </w:trPr>
         <w:tc>
           <w:tcPr>
             <w:tcW w:type="dxa" w:w="9360"/>
@@ -1568,7 +1607,7 @@
           <w:sz w:val="20"/>
           <w:szCs w:val="20"/>
         </w:rPr>
-        <w:t xml:space="preserve">Check every answer by multiplying back. It catches almost every mistake. ★</w:t>
+        <w:t xml:space="preserve">Check by multiplying back. ★</w:t>
       </w:r>
     </w:p>
     <w:sectPr>
